--- a/docx_resources/Вечірня-Утреня/В,У - Мінея/08-Серпень/07-__-Дометія.docx
+++ b/docx_resources/Вечірня-Утреня/В,У - Мінея/08-Серпень/07-__-Дометія.docx
@@ -128,6 +128,7 @@
         <w:rPr>
           <w:rFonts w:ascii="Times New Roman" w:hAnsi="Times New Roman" w:cs="Times New Roman"/>
           <w:b/>
+          <w:sz w:val="24"/>
         </w:rPr>
         <w:t>ВЕЧІРНЯ</w:t>
       </w:r>
@@ -2051,6 +2052,7 @@
           <w:b/>
           <w:i/>
           <w:color w:val="FF0000"/>
+          <w:sz w:val="24"/>
           <w:lang w:val="uk-UA"/>
         </w:rPr>
         <w:t>Вечірні молитви</w:t>
@@ -6455,6 +6457,7 @@
           <w:b/>
           <w:i/>
           <w:color w:val="FF0000"/>
+          <w:sz w:val="24"/>
           <w:lang w:val="uk-UA"/>
         </w:rPr>
         <w:lastRenderedPageBreak/>
@@ -7788,6 +7791,7 @@
           <w:b/>
           <w:i/>
           <w:color w:val="FF0000"/>
+          <w:sz w:val="24"/>
           <w:lang w:val="uk-UA"/>
         </w:rPr>
         <w:t>Прокімен</w:t>
@@ -8071,6 +8075,7 @@
           <w:rFonts w:ascii="Times New Roman" w:hAnsi="Times New Roman" w:cs="Times New Roman"/>
           <w:i/>
           <w:color w:val="FF0000"/>
+          <w:sz w:val="24"/>
           <w:lang w:val="uk-UA"/>
         </w:rPr>
         <w:t>Єктенія</w:t>
@@ -8081,6 +8086,7 @@
           <w:rFonts w:ascii="Times New Roman" w:hAnsi="Times New Roman" w:cs="Times New Roman"/>
           <w:i/>
           <w:color w:val="FF0000"/>
+          <w:sz w:val="24"/>
           <w:lang w:val="uk-UA"/>
         </w:rPr>
         <w:t xml:space="preserve"> усильного благання</w:t>
@@ -9051,6 +9057,7 @@
           <w:b/>
           <w:i/>
           <w:color w:val="FF0000"/>
+          <w:sz w:val="24"/>
           <w:lang w:val="uk-UA"/>
         </w:rPr>
         <w:t>Сподоби, Господи</w:t>
@@ -9306,6 +9313,7 @@
           <w:b/>
           <w:i/>
           <w:color w:val="FF0000"/>
+          <w:sz w:val="24"/>
           <w:lang w:val="uk-UA"/>
         </w:rPr>
         <w:t xml:space="preserve">Прохальна </w:t>
@@ -9317,6 +9325,7 @@
           <w:b/>
           <w:i/>
           <w:color w:val="FF0000"/>
+          <w:sz w:val="24"/>
           <w:lang w:val="uk-UA"/>
         </w:rPr>
         <w:t>єктенія</w:t>
@@ -11034,6 +11043,7 @@
           <w:b/>
           <w:i/>
           <w:color w:val="FF0000"/>
+          <w:sz w:val="24"/>
           <w:lang w:val="uk-UA"/>
         </w:rPr>
         <w:lastRenderedPageBreak/>
@@ -11472,6 +11482,7 @@
           <w:b/>
           <w:i/>
           <w:color w:val="FF0000"/>
+          <w:sz w:val="24"/>
           <w:lang w:val="uk-UA"/>
         </w:rPr>
         <w:t>Тропарі</w:t>
@@ -12255,6 +12266,7 @@
           <w:b/>
           <w:i/>
           <w:color w:val="FF0000"/>
+          <w:sz w:val="24"/>
           <w:lang w:val="uk-UA"/>
         </w:rPr>
         <w:t>Після Вечірні</w:t>
@@ -12361,6 +12373,7 @@
         <w:rPr>
           <w:rFonts w:ascii="Times New Roman" w:hAnsi="Times New Roman" w:cs="Times New Roman"/>
           <w:b/>
+          <w:sz w:val="24"/>
         </w:rPr>
         <w:lastRenderedPageBreak/>
         <w:t>УТРЕНЯ</w:t>
@@ -15518,6 +15531,7 @@
           <w:b/>
           <w:i/>
           <w:color w:val="FF0000"/>
+          <w:sz w:val="24"/>
           <w:lang w:val="uk-UA"/>
         </w:rPr>
         <w:t>Утренні</w:t>
@@ -15529,6 +15543,7 @@
           <w:b/>
           <w:i/>
           <w:color w:val="FF0000"/>
+          <w:sz w:val="24"/>
           <w:lang w:val="uk-UA"/>
         </w:rPr>
         <w:t xml:space="preserve"> молитви</w:t>
@@ -18449,6 +18464,7 @@
           <w:b/>
           <w:i/>
           <w:color w:val="FF0000"/>
+          <w:sz w:val="24"/>
           <w:lang w:val="uk-UA"/>
         </w:rPr>
         <w:t>Бог Господь...</w:t>
@@ -18458,6 +18474,7 @@
           <w:rFonts w:ascii="Times New Roman" w:eastAsia="Times New Roman" w:hAnsi="Times New Roman" w:cs="Times New Roman"/>
           <w:i/>
           <w:color w:val="FF0000"/>
+          <w:sz w:val="24"/>
           <w:lang w:val="uk-UA"/>
         </w:rPr>
         <w:t xml:space="preserve"> (</w:t>
@@ -18468,6 +18485,7 @@
           <w:rFonts w:ascii="Times New Roman" w:eastAsia="Times New Roman" w:hAnsi="Times New Roman" w:cs="Times New Roman"/>
           <w:i/>
           <w:color w:val="FF0000"/>
+          <w:sz w:val="24"/>
           <w:lang w:val="uk-UA"/>
         </w:rPr>
         <w:t>Пс</w:t>
@@ -18478,6 +18496,7 @@
           <w:rFonts w:ascii="Times New Roman" w:eastAsia="Times New Roman" w:hAnsi="Times New Roman" w:cs="Times New Roman"/>
           <w:i/>
           <w:color w:val="FF0000"/>
+          <w:sz w:val="24"/>
           <w:lang w:val="uk-UA"/>
         </w:rPr>
         <w:t xml:space="preserve">. 117), глас </w:t>
@@ -18487,6 +18506,7 @@
           <w:rFonts w:ascii="Times New Roman" w:eastAsia="Times New Roman" w:hAnsi="Times New Roman" w:cs="Times New Roman"/>
           <w:i/>
           <w:color w:val="FF0000"/>
+          <w:sz w:val="24"/>
           <w:lang w:val="uk-UA"/>
         </w:rPr>
         <w:t>7</w:t>
@@ -18794,6 +18814,7 @@
           <w:b/>
           <w:i/>
           <w:color w:val="FF0000"/>
+          <w:sz w:val="24"/>
           <w:lang w:val="uk-UA"/>
         </w:rPr>
         <w:t>Тропарі</w:t>
@@ -19188,6 +19209,7 @@
           <w:b/>
           <w:i/>
           <w:color w:val="FF0000"/>
+          <w:sz w:val="24"/>
           <w:lang w:val="uk-UA"/>
         </w:rPr>
         <w:t xml:space="preserve">Мала </w:t>
@@ -19199,6 +19221,7 @@
           <w:b/>
           <w:i/>
           <w:color w:val="FF0000"/>
+          <w:sz w:val="24"/>
           <w:lang w:val="uk-UA"/>
         </w:rPr>
         <w:t>єктенія</w:t>
@@ -19645,6 +19668,7 @@
           <w:b/>
           <w:i/>
           <w:color w:val="FF0000"/>
+          <w:sz w:val="24"/>
           <w:lang w:val="uk-UA"/>
         </w:rPr>
         <w:t xml:space="preserve">Перший </w:t>
@@ -19656,6 +19680,7 @@
           <w:b/>
           <w:i/>
           <w:color w:val="FF0000"/>
+          <w:sz w:val="24"/>
           <w:lang w:val="uk-UA"/>
         </w:rPr>
         <w:t>сідальний</w:t>
@@ -19916,6 +19941,7 @@
           <w:b/>
           <w:i/>
           <w:color w:val="FF0000"/>
+          <w:sz w:val="24"/>
           <w:lang w:val="uk-UA"/>
         </w:rPr>
         <w:t xml:space="preserve">Мала </w:t>
@@ -19927,6 +19953,7 @@
           <w:b/>
           <w:i/>
           <w:color w:val="FF0000"/>
+          <w:sz w:val="24"/>
           <w:lang w:val="uk-UA"/>
         </w:rPr>
         <w:t>єктенія</w:t>
@@ -20428,6 +20455,7 @@
           <w:b/>
           <w:i/>
           <w:color w:val="FF0000"/>
+          <w:sz w:val="24"/>
           <w:lang w:val="uk-UA"/>
         </w:rPr>
         <w:t xml:space="preserve">Другий </w:t>
@@ -20439,6 +20467,7 @@
           <w:b/>
           <w:i/>
           <w:color w:val="FF0000"/>
+          <w:sz w:val="24"/>
           <w:lang w:val="uk-UA"/>
         </w:rPr>
         <w:t>сідальний</w:t>
@@ -20570,6 +20599,7 @@
           <w:b/>
           <w:i/>
           <w:color w:val="FF0000"/>
+          <w:sz w:val="24"/>
           <w:lang w:val="uk-UA"/>
         </w:rPr>
         <w:t>Псалом 50</w:t>
@@ -21506,6 +21536,7 @@
           <w:rFonts w:ascii="Times New Roman" w:hAnsi="Times New Roman"/>
           <w:i/>
           <w:color w:val="FF0000"/>
+          <w:sz w:val="24"/>
           <w:lang w:val="uk-UA"/>
         </w:rPr>
         <w:t>Пісня 1</w:t>
@@ -21809,6 +21840,7 @@
           <w:rFonts w:ascii="Times New Roman" w:hAnsi="Times New Roman"/>
           <w:i/>
           <w:color w:val="FF0000"/>
+          <w:sz w:val="24"/>
           <w:lang w:val="uk-UA"/>
         </w:rPr>
         <w:t>Пісня 3</w:t>
@@ -22159,6 +22191,7 @@
           <w:rFonts w:ascii="Times New Roman" w:hAnsi="Times New Roman"/>
           <w:i/>
           <w:color w:val="FF0000"/>
+          <w:sz w:val="24"/>
           <w:lang w:val="uk-UA"/>
         </w:rPr>
         <w:t xml:space="preserve">Мала </w:t>
@@ -22169,6 +22202,7 @@
           <w:rFonts w:ascii="Times New Roman" w:hAnsi="Times New Roman"/>
           <w:i/>
           <w:color w:val="FF0000"/>
+          <w:sz w:val="24"/>
           <w:lang w:val="uk-UA"/>
         </w:rPr>
         <w:t>єктенія</w:t>
@@ -22672,6 +22706,7 @@
           <w:rFonts w:ascii="Times New Roman" w:hAnsi="Times New Roman"/>
           <w:i/>
           <w:color w:val="FF0000"/>
+          <w:sz w:val="24"/>
           <w:lang w:val="uk-UA"/>
         </w:rPr>
         <w:t>Пісня 4</w:t>
@@ -23036,6 +23071,7 @@
           <w:rFonts w:ascii="Times New Roman" w:hAnsi="Times New Roman"/>
           <w:i/>
           <w:color w:val="FF0000"/>
+          <w:sz w:val="24"/>
           <w:lang w:val="uk-UA"/>
         </w:rPr>
         <w:t>Пісня 5</w:t>
@@ -23309,6 +23345,7 @@
           <w:rFonts w:ascii="Times New Roman" w:hAnsi="Times New Roman"/>
           <w:i/>
           <w:color w:val="FF0000"/>
+          <w:sz w:val="24"/>
           <w:lang w:val="uk-UA"/>
         </w:rPr>
         <w:t>Пісня 6</w:t>
@@ -23690,6 +23727,7 @@
           <w:rFonts w:ascii="Times New Roman" w:hAnsi="Times New Roman"/>
           <w:i/>
           <w:color w:val="FF0000"/>
+          <w:sz w:val="24"/>
           <w:lang w:val="uk-UA"/>
         </w:rPr>
         <w:t xml:space="preserve">Мала </w:t>
@@ -23700,6 +23738,7 @@
           <w:rFonts w:ascii="Times New Roman" w:hAnsi="Times New Roman"/>
           <w:i/>
           <w:color w:val="FF0000"/>
+          <w:sz w:val="24"/>
           <w:lang w:val="uk-UA"/>
         </w:rPr>
         <w:t>єктенія</w:t>
@@ -24174,6 +24213,7 @@
           <w:rFonts w:ascii="Times New Roman" w:hAnsi="Times New Roman"/>
           <w:i/>
           <w:color w:val="FF0000"/>
+          <w:sz w:val="24"/>
           <w:lang w:val="uk-UA"/>
         </w:rPr>
         <w:t>Пісня 7</w:t>
@@ -24531,6 +24571,7 @@
           <w:rFonts w:ascii="Times New Roman" w:hAnsi="Times New Roman"/>
           <w:i/>
           <w:color w:val="FF0000"/>
+          <w:sz w:val="24"/>
           <w:lang w:val="uk-UA"/>
         </w:rPr>
         <w:t>Пісня 8</w:t>
@@ -25042,6 +25083,7 @@
           <w:bCs/>
           <w:i/>
           <w:color w:val="FF0000"/>
+          <w:sz w:val="24"/>
           <w:lang w:val="uk-UA"/>
         </w:rPr>
         <w:t>Пісня Богородиці</w:t>
@@ -25320,6 +25362,7 @@
           <w:bCs/>
           <w:i/>
           <w:color w:val="FF0000"/>
+          <w:sz w:val="24"/>
           <w:lang w:val="uk-UA"/>
         </w:rPr>
         <w:lastRenderedPageBreak/>
@@ -25681,6 +25724,7 @@
           <w:rFonts w:ascii="Times New Roman" w:hAnsi="Times New Roman" w:cs="Times New Roman"/>
           <w:i/>
           <w:color w:val="FF0000"/>
+          <w:sz w:val="24"/>
           <w:lang w:val="uk-UA"/>
         </w:rPr>
         <w:t xml:space="preserve">Мала </w:t>
@@ -25691,6 +25735,7 @@
           <w:rFonts w:ascii="Times New Roman" w:hAnsi="Times New Roman" w:cs="Times New Roman"/>
           <w:i/>
           <w:color w:val="FF0000"/>
+          <w:sz w:val="24"/>
           <w:lang w:val="uk-UA"/>
         </w:rPr>
         <w:t>єктенія</w:t>
@@ -26090,6 +26135,7 @@
           <w:bCs/>
           <w:i/>
           <w:color w:val="FF0000"/>
+          <w:sz w:val="24"/>
           <w:lang w:val="uk-UA"/>
         </w:rPr>
         <w:t>Світильний</w:t>
@@ -27227,6 +27273,7 @@
           <w:b/>
           <w:i/>
           <w:color w:val="FF0000"/>
+          <w:sz w:val="24"/>
           <w:lang w:val="uk-UA"/>
         </w:rPr>
         <w:t>Мале славослов'я</w:t>
@@ -27957,6 +28004,7 @@
           <w:b/>
           <w:i/>
           <w:color w:val="FF0000"/>
+          <w:sz w:val="24"/>
           <w:lang w:val="uk-UA"/>
         </w:rPr>
         <w:t xml:space="preserve">Прохальна </w:t>
@@ -27968,6 +28016,7 @@
           <w:b/>
           <w:i/>
           <w:color w:val="FF0000"/>
+          <w:sz w:val="24"/>
           <w:lang w:val="uk-UA"/>
         </w:rPr>
         <w:t>єктенія</w:t>
@@ -30225,6 +30274,7 @@
           <w:b/>
           <w:i/>
           <w:color w:val="FF0000"/>
+          <w:sz w:val="24"/>
           <w:lang w:val="uk-UA"/>
         </w:rPr>
         <w:t>Тропарі</w:t>
@@ -30445,6 +30495,7 @@
           <w:b/>
           <w:i/>
           <w:color w:val="FF0000"/>
+          <w:sz w:val="24"/>
           <w:lang w:val="uk-UA"/>
         </w:rPr>
         <w:lastRenderedPageBreak/>
@@ -30457,6 +30508,7 @@
           <w:b/>
           <w:i/>
           <w:color w:val="FF0000"/>
+          <w:sz w:val="24"/>
           <w:lang w:val="uk-UA"/>
         </w:rPr>
         <w:t xml:space="preserve"> усильного благання</w:t>

--- a/docx_resources/Вечірня-Утреня/В,У - Мінея/08-Серпень/07-__-Дометія.docx
+++ b/docx_resources/Вечірня-Утреня/В,У - Мінея/08-Серпень/07-__-Дометія.docx
@@ -128,7 +128,6 @@
         <w:rPr>
           <w:rFonts w:ascii="Times New Roman" w:hAnsi="Times New Roman" w:cs="Times New Roman"/>
           <w:b/>
-          <w:sz w:val="24"/>
         </w:rPr>
         <w:t>ВЕЧІРНЯ</w:t>
       </w:r>
@@ -2052,7 +2051,6 @@
           <w:b/>
           <w:i/>
           <w:color w:val="FF0000"/>
-          <w:sz w:val="24"/>
           <w:lang w:val="uk-UA"/>
         </w:rPr>
         <w:t>Вечірні молитви</w:t>
@@ -6457,7 +6455,6 @@
           <w:b/>
           <w:i/>
           <w:color w:val="FF0000"/>
-          <w:sz w:val="24"/>
           <w:lang w:val="uk-UA"/>
         </w:rPr>
         <w:lastRenderedPageBreak/>
@@ -7791,7 +7788,6 @@
           <w:b/>
           <w:i/>
           <w:color w:val="FF0000"/>
-          <w:sz w:val="24"/>
           <w:lang w:val="uk-UA"/>
         </w:rPr>
         <w:t>Прокімен</w:t>
@@ -8075,7 +8071,6 @@
           <w:rFonts w:ascii="Times New Roman" w:hAnsi="Times New Roman" w:cs="Times New Roman"/>
           <w:i/>
           <w:color w:val="FF0000"/>
-          <w:sz w:val="24"/>
           <w:lang w:val="uk-UA"/>
         </w:rPr>
         <w:t>Єктенія</w:t>
@@ -8086,7 +8081,6 @@
           <w:rFonts w:ascii="Times New Roman" w:hAnsi="Times New Roman" w:cs="Times New Roman"/>
           <w:i/>
           <w:color w:val="FF0000"/>
-          <w:sz w:val="24"/>
           <w:lang w:val="uk-UA"/>
         </w:rPr>
         <w:t xml:space="preserve"> усильного благання</w:t>
@@ -9057,7 +9051,6 @@
           <w:b/>
           <w:i/>
           <w:color w:val="FF0000"/>
-          <w:sz w:val="24"/>
           <w:lang w:val="uk-UA"/>
         </w:rPr>
         <w:t>Сподоби, Господи</w:t>
@@ -9313,7 +9306,6 @@
           <w:b/>
           <w:i/>
           <w:color w:val="FF0000"/>
-          <w:sz w:val="24"/>
           <w:lang w:val="uk-UA"/>
         </w:rPr>
         <w:t xml:space="preserve">Прохальна </w:t>
@@ -9325,7 +9317,6 @@
           <w:b/>
           <w:i/>
           <w:color w:val="FF0000"/>
-          <w:sz w:val="24"/>
           <w:lang w:val="uk-UA"/>
         </w:rPr>
         <w:t>єктенія</w:t>
@@ -11043,7 +11034,6 @@
           <w:b/>
           <w:i/>
           <w:color w:val="FF0000"/>
-          <w:sz w:val="24"/>
           <w:lang w:val="uk-UA"/>
         </w:rPr>
         <w:lastRenderedPageBreak/>
@@ -11482,7 +11472,6 @@
           <w:b/>
           <w:i/>
           <w:color w:val="FF0000"/>
-          <w:sz w:val="24"/>
           <w:lang w:val="uk-UA"/>
         </w:rPr>
         <w:t>Тропарі</w:t>
@@ -12266,7 +12255,6 @@
           <w:b/>
           <w:i/>
           <w:color w:val="FF0000"/>
-          <w:sz w:val="24"/>
           <w:lang w:val="uk-UA"/>
         </w:rPr>
         <w:t>Після Вечірні</w:t>
@@ -12373,7 +12361,6 @@
         <w:rPr>
           <w:rFonts w:ascii="Times New Roman" w:hAnsi="Times New Roman" w:cs="Times New Roman"/>
           <w:b/>
-          <w:sz w:val="24"/>
         </w:rPr>
         <w:lastRenderedPageBreak/>
         <w:t>УТРЕНЯ</w:t>
@@ -15531,7 +15518,6 @@
           <w:b/>
           <w:i/>
           <w:color w:val="FF0000"/>
-          <w:sz w:val="24"/>
           <w:lang w:val="uk-UA"/>
         </w:rPr>
         <w:t>Утренні</w:t>
@@ -15543,7 +15529,6 @@
           <w:b/>
           <w:i/>
           <w:color w:val="FF0000"/>
-          <w:sz w:val="24"/>
           <w:lang w:val="uk-UA"/>
         </w:rPr>
         <w:t xml:space="preserve"> молитви</w:t>
@@ -18464,7 +18449,6 @@
           <w:b/>
           <w:i/>
           <w:color w:val="FF0000"/>
-          <w:sz w:val="24"/>
           <w:lang w:val="uk-UA"/>
         </w:rPr>
         <w:t>Бог Господь...</w:t>
@@ -18474,7 +18458,6 @@
           <w:rFonts w:ascii="Times New Roman" w:eastAsia="Times New Roman" w:hAnsi="Times New Roman" w:cs="Times New Roman"/>
           <w:i/>
           <w:color w:val="FF0000"/>
-          <w:sz w:val="24"/>
           <w:lang w:val="uk-UA"/>
         </w:rPr>
         <w:t xml:space="preserve"> (</w:t>
@@ -18485,7 +18468,6 @@
           <w:rFonts w:ascii="Times New Roman" w:eastAsia="Times New Roman" w:hAnsi="Times New Roman" w:cs="Times New Roman"/>
           <w:i/>
           <w:color w:val="FF0000"/>
-          <w:sz w:val="24"/>
           <w:lang w:val="uk-UA"/>
         </w:rPr>
         <w:t>Пс</w:t>
@@ -18496,7 +18478,6 @@
           <w:rFonts w:ascii="Times New Roman" w:eastAsia="Times New Roman" w:hAnsi="Times New Roman" w:cs="Times New Roman"/>
           <w:i/>
           <w:color w:val="FF0000"/>
-          <w:sz w:val="24"/>
           <w:lang w:val="uk-UA"/>
         </w:rPr>
         <w:t xml:space="preserve">. 117), глас </w:t>
@@ -18506,7 +18487,6 @@
           <w:rFonts w:ascii="Times New Roman" w:eastAsia="Times New Roman" w:hAnsi="Times New Roman" w:cs="Times New Roman"/>
           <w:i/>
           <w:color w:val="FF0000"/>
-          <w:sz w:val="24"/>
           <w:lang w:val="uk-UA"/>
         </w:rPr>
         <w:t>7</w:t>
@@ -18814,7 +18794,6 @@
           <w:b/>
           <w:i/>
           <w:color w:val="FF0000"/>
-          <w:sz w:val="24"/>
           <w:lang w:val="uk-UA"/>
         </w:rPr>
         <w:t>Тропарі</w:t>
@@ -19209,7 +19188,6 @@
           <w:b/>
           <w:i/>
           <w:color w:val="FF0000"/>
-          <w:sz w:val="24"/>
           <w:lang w:val="uk-UA"/>
         </w:rPr>
         <w:t xml:space="preserve">Мала </w:t>
@@ -19221,7 +19199,6 @@
           <w:b/>
           <w:i/>
           <w:color w:val="FF0000"/>
-          <w:sz w:val="24"/>
           <w:lang w:val="uk-UA"/>
         </w:rPr>
         <w:t>єктенія</w:t>
@@ -19668,7 +19645,6 @@
           <w:b/>
           <w:i/>
           <w:color w:val="FF0000"/>
-          <w:sz w:val="24"/>
           <w:lang w:val="uk-UA"/>
         </w:rPr>
         <w:t xml:space="preserve">Перший </w:t>
@@ -19680,7 +19656,6 @@
           <w:b/>
           <w:i/>
           <w:color w:val="FF0000"/>
-          <w:sz w:val="24"/>
           <w:lang w:val="uk-UA"/>
         </w:rPr>
         <w:t>сідальний</w:t>
@@ -19941,7 +19916,6 @@
           <w:b/>
           <w:i/>
           <w:color w:val="FF0000"/>
-          <w:sz w:val="24"/>
           <w:lang w:val="uk-UA"/>
         </w:rPr>
         <w:t xml:space="preserve">Мала </w:t>
@@ -19953,7 +19927,6 @@
           <w:b/>
           <w:i/>
           <w:color w:val="FF0000"/>
-          <w:sz w:val="24"/>
           <w:lang w:val="uk-UA"/>
         </w:rPr>
         <w:t>єктенія</w:t>
@@ -20455,7 +20428,6 @@
           <w:b/>
           <w:i/>
           <w:color w:val="FF0000"/>
-          <w:sz w:val="24"/>
           <w:lang w:val="uk-UA"/>
         </w:rPr>
         <w:t xml:space="preserve">Другий </w:t>
@@ -20467,7 +20439,6 @@
           <w:b/>
           <w:i/>
           <w:color w:val="FF0000"/>
-          <w:sz w:val="24"/>
           <w:lang w:val="uk-UA"/>
         </w:rPr>
         <w:t>сідальний</w:t>
@@ -20599,7 +20570,6 @@
           <w:b/>
           <w:i/>
           <w:color w:val="FF0000"/>
-          <w:sz w:val="24"/>
           <w:lang w:val="uk-UA"/>
         </w:rPr>
         <w:t>Псалом 50</w:t>
@@ -21536,7 +21506,6 @@
           <w:rFonts w:ascii="Times New Roman" w:hAnsi="Times New Roman"/>
           <w:i/>
           <w:color w:val="FF0000"/>
-          <w:sz w:val="24"/>
           <w:lang w:val="uk-UA"/>
         </w:rPr>
         <w:t>Пісня 1</w:t>
@@ -21840,7 +21809,6 @@
           <w:rFonts w:ascii="Times New Roman" w:hAnsi="Times New Roman"/>
           <w:i/>
           <w:color w:val="FF0000"/>
-          <w:sz w:val="24"/>
           <w:lang w:val="uk-UA"/>
         </w:rPr>
         <w:t>Пісня 3</w:t>
@@ -22191,7 +22159,6 @@
           <w:rFonts w:ascii="Times New Roman" w:hAnsi="Times New Roman"/>
           <w:i/>
           <w:color w:val="FF0000"/>
-          <w:sz w:val="24"/>
           <w:lang w:val="uk-UA"/>
         </w:rPr>
         <w:t xml:space="preserve">Мала </w:t>
@@ -22202,7 +22169,6 @@
           <w:rFonts w:ascii="Times New Roman" w:hAnsi="Times New Roman"/>
           <w:i/>
           <w:color w:val="FF0000"/>
-          <w:sz w:val="24"/>
           <w:lang w:val="uk-UA"/>
         </w:rPr>
         <w:t>єктенія</w:t>
@@ -22706,7 +22672,6 @@
           <w:rFonts w:ascii="Times New Roman" w:hAnsi="Times New Roman"/>
           <w:i/>
           <w:color w:val="FF0000"/>
-          <w:sz w:val="24"/>
           <w:lang w:val="uk-UA"/>
         </w:rPr>
         <w:t>Пісня 4</w:t>
@@ -23071,7 +23036,6 @@
           <w:rFonts w:ascii="Times New Roman" w:hAnsi="Times New Roman"/>
           <w:i/>
           <w:color w:val="FF0000"/>
-          <w:sz w:val="24"/>
           <w:lang w:val="uk-UA"/>
         </w:rPr>
         <w:t>Пісня 5</w:t>
@@ -23345,7 +23309,6 @@
           <w:rFonts w:ascii="Times New Roman" w:hAnsi="Times New Roman"/>
           <w:i/>
           <w:color w:val="FF0000"/>
-          <w:sz w:val="24"/>
           <w:lang w:val="uk-UA"/>
         </w:rPr>
         <w:t>Пісня 6</w:t>
@@ -23727,7 +23690,6 @@
           <w:rFonts w:ascii="Times New Roman" w:hAnsi="Times New Roman"/>
           <w:i/>
           <w:color w:val="FF0000"/>
-          <w:sz w:val="24"/>
           <w:lang w:val="uk-UA"/>
         </w:rPr>
         <w:t xml:space="preserve">Мала </w:t>
@@ -23738,7 +23700,6 @@
           <w:rFonts w:ascii="Times New Roman" w:hAnsi="Times New Roman"/>
           <w:i/>
           <w:color w:val="FF0000"/>
-          <w:sz w:val="24"/>
           <w:lang w:val="uk-UA"/>
         </w:rPr>
         <w:t>єктенія</w:t>
@@ -24213,7 +24174,6 @@
           <w:rFonts w:ascii="Times New Roman" w:hAnsi="Times New Roman"/>
           <w:i/>
           <w:color w:val="FF0000"/>
-          <w:sz w:val="24"/>
           <w:lang w:val="uk-UA"/>
         </w:rPr>
         <w:t>Пісня 7</w:t>
@@ -24571,7 +24531,6 @@
           <w:rFonts w:ascii="Times New Roman" w:hAnsi="Times New Roman"/>
           <w:i/>
           <w:color w:val="FF0000"/>
-          <w:sz w:val="24"/>
           <w:lang w:val="uk-UA"/>
         </w:rPr>
         <w:t>Пісня 8</w:t>
@@ -25083,7 +25042,6 @@
           <w:bCs/>
           <w:i/>
           <w:color w:val="FF0000"/>
-          <w:sz w:val="24"/>
           <w:lang w:val="uk-UA"/>
         </w:rPr>
         <w:t>Пісня Богородиці</w:t>
@@ -25362,7 +25320,6 @@
           <w:bCs/>
           <w:i/>
           <w:color w:val="FF0000"/>
-          <w:sz w:val="24"/>
           <w:lang w:val="uk-UA"/>
         </w:rPr>
         <w:lastRenderedPageBreak/>
@@ -25724,7 +25681,6 @@
           <w:rFonts w:ascii="Times New Roman" w:hAnsi="Times New Roman" w:cs="Times New Roman"/>
           <w:i/>
           <w:color w:val="FF0000"/>
-          <w:sz w:val="24"/>
           <w:lang w:val="uk-UA"/>
         </w:rPr>
         <w:t xml:space="preserve">Мала </w:t>
@@ -25735,7 +25691,6 @@
           <w:rFonts w:ascii="Times New Roman" w:hAnsi="Times New Roman" w:cs="Times New Roman"/>
           <w:i/>
           <w:color w:val="FF0000"/>
-          <w:sz w:val="24"/>
           <w:lang w:val="uk-UA"/>
         </w:rPr>
         <w:t>єктенія</w:t>
@@ -26135,7 +26090,6 @@
           <w:bCs/>
           <w:i/>
           <w:color w:val="FF0000"/>
-          <w:sz w:val="24"/>
           <w:lang w:val="uk-UA"/>
         </w:rPr>
         <w:t>Світильний</w:t>
@@ -27273,7 +27227,6 @@
           <w:b/>
           <w:i/>
           <w:color w:val="FF0000"/>
-          <w:sz w:val="24"/>
           <w:lang w:val="uk-UA"/>
         </w:rPr>
         <w:t>Мале славослов'я</w:t>
@@ -28004,7 +27957,6 @@
           <w:b/>
           <w:i/>
           <w:color w:val="FF0000"/>
-          <w:sz w:val="24"/>
           <w:lang w:val="uk-UA"/>
         </w:rPr>
         <w:t xml:space="preserve">Прохальна </w:t>
@@ -28016,7 +27968,6 @@
           <w:b/>
           <w:i/>
           <w:color w:val="FF0000"/>
-          <w:sz w:val="24"/>
           <w:lang w:val="uk-UA"/>
         </w:rPr>
         <w:t>єктенія</w:t>
@@ -30274,7 +30225,6 @@
           <w:b/>
           <w:i/>
           <w:color w:val="FF0000"/>
-          <w:sz w:val="24"/>
           <w:lang w:val="uk-UA"/>
         </w:rPr>
         <w:t>Тропарі</w:t>
@@ -30495,7 +30445,6 @@
           <w:b/>
           <w:i/>
           <w:color w:val="FF0000"/>
-          <w:sz w:val="24"/>
           <w:lang w:val="uk-UA"/>
         </w:rPr>
         <w:lastRenderedPageBreak/>
@@ -30508,7 +30457,6 @@
           <w:b/>
           <w:i/>
           <w:color w:val="FF0000"/>
-          <w:sz w:val="24"/>
           <w:lang w:val="uk-UA"/>
         </w:rPr>
         <w:t xml:space="preserve"> усильного благання</w:t>
